--- a/tema6/plantillas/Actividad_6_1_INU_Plantilla.docx
+++ b/tema6/plantillas/Actividad_6_1_INU_Plantilla.docx
@@ -167,7 +167,7 @@
                 <w:sz w:val="20"/>
                 <w:szCs w:val="20"/>
               </w:rPr>
-              <w:t xml:space="preserve">Identificador de recursos usado (ej. escaparate-front-&lt;tu-identificador&gt;): _______________________</w:t>
+              <w:t xml:space="preserve">Identificador de recursos usado (si aplica): _______________________________</w:t>
             </w:r>
           </w:p>
           <w:p>
@@ -786,7 +786,7 @@
           <w:sz w:val="22"/>
           <w:szCs w:val="22"/>
         </w:rPr>
-        <w:t xml:space="preserve">Si dentro de tres meses alguien pregunta por qué existe esa quinta subred, ¿qué respuesta te da el código (con su commit) que nunca te habría dado la consola?</w:t>
+        <w:t xml:space="preserve">Si dentro de tres meses alguien pregunta por qué existe esa subred nueva, ¿qué respuesta te da el código (con su commit) que nunca te habría dado la consola?</w:t>
       </w:r>
     </w:p>
     <w:tbl>
@@ -1211,7 +1211,7 @@
           <w:sz w:val="24"/>
           <w:szCs w:val="24"/>
         </w:rPr>
-        <w:t xml:space="preserve">Añade la instancia del catálogo al módulo</w:t>
+        <w:t xml:space="preserve">Añade una instancia de prueba al módulo</w:t>
       </w:r>
     </w:p>
     <w:tbl>
@@ -1257,7 +1257,7 @@
                 <w:sz w:val="20"/>
                 <w:szCs w:val="20"/>
               </w:rPr>
-              <w:t xml:space="preserve">📸 La instancia del catálogo desplegada por el módulo, usando la plantilla de lanzamiento del Tema 2</w:t>
+              <w:t xml:space="preserve">📸 La instancia EC2 de prueba desplegada por el módulo, con el servidor web arrancado por user_data</w:t>
             </w:r>
           </w:p>
         </w:tc>
@@ -1337,7 +1337,7 @@
           <w:sz w:val="22"/>
           <w:szCs w:val="22"/>
         </w:rPr>
-        <w:t xml:space="preserve">Tiempo real desde el primer comando de destrucción hasta que la infraestructura vuelve a estar disponible, comparado con el tiempo estimado del montaje manual del Tema 2.</w:t>
+        <w:t xml:space="preserve">Tiempo real desde el primer comando de destrucción hasta que la infraestructura vuelve a estar disponible, comparado con tu estimación razonada de lo que costaría el montaje manual.</w:t>
       </w:r>
     </w:p>
     <w:tbl>

--- a/tema6/plantillas/Actividad_6_1_INU_Plantilla.docx
+++ b/tema6/plantillas/Actividad_6_1_INU_Plantilla.docx
@@ -168,20 +168,6 @@
                 <w:szCs w:val="20"/>
               </w:rPr>
               <w:t xml:space="preserve">Identificador de recursos usado (si aplica): _______________________________</w:t>
-            </w:r>
-          </w:p>
-          <w:p>
-            <w:pPr>
-              <w:spacing w:after="60"/>
-            </w:pPr>
-            <w:r>
-              <w:rPr>
-                <w:rFonts w:ascii="Arial" w:cs="Arial" w:eastAsia="Arial" w:hAnsi="Arial"/>
-                <w:color w:val="263238"/>
-                <w:sz w:val="20"/>
-                <w:szCs w:val="20"/>
-              </w:rPr>
-              <w:t xml:space="preserve">Repositorio Git de tu proyecto (URL): _____________________________________</w:t>
             </w:r>
           </w:p>
         </w:tc>
